--- a/tillsyn/A 59359-2025 tillsynsbegäran.docx
+++ b/tillsyn/A 59359-2025 tillsynsbegäran.docx
@@ -459,7 +459,7 @@
     <w:r>
       <w:tab/>
       <w:tab/>
-      <w:t>2026-01-12</w:t>
+      <w:t>2026-01-13</w:t>
       <w:br/>
       <w:br/>
     </w:r>

--- a/tillsyn/A 59359-2025 tillsynsbegäran.docx
+++ b/tillsyn/A 59359-2025 tillsynsbegäran.docx
@@ -459,7 +459,7 @@
     <w:r>
       <w:tab/>
       <w:tab/>
-      <w:t>2026-01-13</w:t>
+      <w:t>2026-01-14</w:t>
       <w:br/>
       <w:br/>
     </w:r>

--- a/tillsyn/A 59359-2025 tillsynsbegäran.docx
+++ b/tillsyn/A 59359-2025 tillsynsbegäran.docx
@@ -459,7 +459,7 @@
     <w:r>
       <w:tab/>
       <w:tab/>
-      <w:t>2026-01-14</w:t>
+      <w:t>2026-01-15</w:t>
       <w:br/>
       <w:br/>
     </w:r>

--- a/tillsyn/A 59359-2025 tillsynsbegäran.docx
+++ b/tillsyn/A 59359-2025 tillsynsbegäran.docx
@@ -459,7 +459,7 @@
     <w:r>
       <w:tab/>
       <w:tab/>
-      <w:t>2026-01-15</w:t>
+      <w:t>2026-01-16</w:t>
       <w:br/>
       <w:br/>
     </w:r>

--- a/tillsyn/A 59359-2025 tillsynsbegäran.docx
+++ b/tillsyn/A 59359-2025 tillsynsbegäran.docx
@@ -459,7 +459,7 @@
     <w:r>
       <w:tab/>
       <w:tab/>
-      <w:t>2026-01-16</w:t>
+      <w:t>2026-01-17</w:t>
       <w:br/>
       <w:br/>
     </w:r>

--- a/tillsyn/A 59359-2025 tillsynsbegäran.docx
+++ b/tillsyn/A 59359-2025 tillsynsbegäran.docx
@@ -459,7 +459,7 @@
     <w:r>
       <w:tab/>
       <w:tab/>
-      <w:t>2026-01-17</w:t>
+      <w:t>2026-01-18</w:t>
       <w:br/>
       <w:br/>
     </w:r>

--- a/tillsyn/A 59359-2025 tillsynsbegäran.docx
+++ b/tillsyn/A 59359-2025 tillsynsbegäran.docx
@@ -459,7 +459,7 @@
     <w:r>
       <w:tab/>
       <w:tab/>
-      <w:t>2026-01-18</w:t>
+      <w:t>2026-01-19</w:t>
       <w:br/>
       <w:br/>
     </w:r>

--- a/tillsyn/A 59359-2025 tillsynsbegäran.docx
+++ b/tillsyn/A 59359-2025 tillsynsbegäran.docx
@@ -459,7 +459,7 @@
     <w:r>
       <w:tab/>
       <w:tab/>
-      <w:t>2026-01-19</w:t>
+      <w:t>2026-01-20</w:t>
       <w:br/>
       <w:br/>
     </w:r>

--- a/tillsyn/A 59359-2025 tillsynsbegäran.docx
+++ b/tillsyn/A 59359-2025 tillsynsbegäran.docx
@@ -459,7 +459,7 @@
     <w:r>
       <w:tab/>
       <w:tab/>
-      <w:t>2026-01-20</w:t>
+      <w:t>2026-01-21</w:t>
       <w:br/>
       <w:br/>
     </w:r>

--- a/tillsyn/A 59359-2025 tillsynsbegäran.docx
+++ b/tillsyn/A 59359-2025 tillsynsbegäran.docx
@@ -459,7 +459,7 @@
     <w:r>
       <w:tab/>
       <w:tab/>
-      <w:t>2026-01-21</w:t>
+      <w:t>2026-01-23</w:t>
       <w:br/>
       <w:br/>
     </w:r>

--- a/tillsyn/A 59359-2025 tillsynsbegäran.docx
+++ b/tillsyn/A 59359-2025 tillsynsbegäran.docx
@@ -459,7 +459,7 @@
     <w:r>
       <w:tab/>
       <w:tab/>
-      <w:t>2026-01-23</w:t>
+      <w:t>2026-01-24</w:t>
       <w:br/>
       <w:br/>
     </w:r>

--- a/tillsyn/A 59359-2025 tillsynsbegäran.docx
+++ b/tillsyn/A 59359-2025 tillsynsbegäran.docx
@@ -459,7 +459,7 @@
     <w:r>
       <w:tab/>
       <w:tab/>
-      <w:t>2026-01-24</w:t>
+      <w:t>2026-01-25</w:t>
       <w:br/>
       <w:br/>
     </w:r>

--- a/tillsyn/A 59359-2025 tillsynsbegäran.docx
+++ b/tillsyn/A 59359-2025 tillsynsbegäran.docx
@@ -459,7 +459,7 @@
     <w:r>
       <w:tab/>
       <w:tab/>
-      <w:t>2026-01-25</w:t>
+      <w:t>2026-01-26</w:t>
       <w:br/>
       <w:br/>
     </w:r>

--- a/tillsyn/A 59359-2025 tillsynsbegäran.docx
+++ b/tillsyn/A 59359-2025 tillsynsbegäran.docx
@@ -459,7 +459,7 @@
     <w:r>
       <w:tab/>
       <w:tab/>
-      <w:t>2026-01-26</w:t>
+      <w:t>2026-01-27</w:t>
       <w:br/>
       <w:br/>
     </w:r>

--- a/tillsyn/A 59359-2025 tillsynsbegäran.docx
+++ b/tillsyn/A 59359-2025 tillsynsbegäran.docx
@@ -459,7 +459,7 @@
     <w:r>
       <w:tab/>
       <w:tab/>
-      <w:t>2026-01-27</w:t>
+      <w:t>2026-01-28</w:t>
       <w:br/>
       <w:br/>
     </w:r>
